--- a/Connected/WordDocs/Boxes.docx
+++ b/Connected/WordDocs/Boxes.docx
@@ -2,48 +2,6 @@
 <file path=word/document.xml><?xml version="1.0" encoding="utf-8"?>
 <w:document xmlns:ns1="http://schemas.microsoft.com/office/word/2010/wordml" xmlns:w="http://schemas.openxmlformats.org/wordprocessingml/2006/main">
   <w:body>
-    <w:p ns1:paraId="00000325">
-      <w:pPr>
-        <w:rPr/>
-      </w:pPr>
-      <w:r>
-        <w:rPr>
-          <w:rtl w:val="0"/>
-        </w:rPr>
-        <w:t xml:space="preserve">  Aurora sat on the metro with her head leaning against the window, eyes focused on nothing in particular, she wore a content smile. Cale sat sprawled on the seat next to her, their hands overlapping on her leg. The city lights flashed by, a colorful mirage of energy and potential.</w:t>
-      </w:r>
-    </w:p>
-    <w:p ns1:paraId="00000326">
-      <w:pPr>
-        <w:rPr/>
-      </w:pPr>
-      <w:r>
-        <w:rPr>
-          <w:rtl w:val="0"/>
-        </w:rPr>
-      </w:r>
-    </w:p>
-    <w:p ns1:paraId="00000327">
-      <w:pPr>
-        <w:rPr/>
-      </w:pPr>
-      <w:r>
-        <w:rPr>
-          <w:rtl w:val="0"/>
-        </w:rPr>
-        <w:t xml:space="preserve"> They had barely made the last train of the night. Aurora's head swam lightly, intoxicated lightly by both the alcohol and the day's events.</w:t>
-      </w:r>
-    </w:p>
-    <w:p ns1:paraId="00000328">
-      <w:pPr>
-        <w:rPr/>
-      </w:pPr>
-      <w:r>
-        <w:rPr>
-          <w:rtl w:val="0"/>
-        </w:rPr>
-      </w:r>
-    </w:p>
     <w:p ns1:paraId="00000329">
       <w:pPr>
         <w:rPr/>
@@ -52,20 +10,62 @@
         <w:rPr>
           <w:rtl w:val="0"/>
         </w:rPr>
+        <w:t xml:space="preserve">  Astrid sat on the metro with her head leaning against the window, eyes focused on nothing in particular, she wore a content smile. Cale sat sprawled on the seat next to her, their hands overlapping on her leg. The city lights flashed by, a colorful mirage of energy and potential.</w:t>
+      </w:r>
+    </w:p>
+    <w:p ns1:paraId="0000032A">
+      <w:pPr>
+        <w:rPr/>
+      </w:pPr>
+      <w:r>
+        <w:rPr>
+          <w:rtl w:val="0"/>
+        </w:rPr>
+      </w:r>
+    </w:p>
+    <w:p ns1:paraId="0000032B">
+      <w:pPr>
+        <w:rPr/>
+      </w:pPr>
+      <w:r>
+        <w:rPr>
+          <w:rtl w:val="0"/>
+        </w:rPr>
+        <w:t xml:space="preserve"> They had barely made the last train of the night. Astrid's head swam lightly, intoxicated lightly by both the alcohol and the day's events.</w:t>
+      </w:r>
+    </w:p>
+    <w:p ns1:paraId="0000032C">
+      <w:pPr>
+        <w:rPr/>
+      </w:pPr>
+      <w:r>
+        <w:rPr>
+          <w:rtl w:val="0"/>
+        </w:rPr>
+      </w:r>
+    </w:p>
+    <w:p ns1:paraId="0000032D">
+      <w:pPr>
+        <w:rPr/>
+      </w:pPr>
+      <w:r>
+        <w:rPr>
+          <w:rtl w:val="0"/>
+        </w:rPr>
         <w:t xml:space="preserve">  She had begun to panic after the ferris wheel. After she completely confirmed her suspicions, after that first compliment, she had been confident that he would just confess at the peak of the ride.</w:t>
       </w:r>
     </w:p>
-    <w:p ns1:paraId="0000032A">
-      <w:pPr>
-        <w:rPr/>
-      </w:pPr>
-      <w:r>
-        <w:rPr>
-          <w:rtl w:val="0"/>
-        </w:rPr>
-      </w:r>
-    </w:p>
-    <w:p ns1:paraId="0000032B">
+    <w:p ns1:paraId="0000032E">
+      <w:pPr>
+        <w:rPr/>
+      </w:pPr>
+      <w:r>
+        <w:rPr>
+          <w:rtl w:val="0"/>
+        </w:rPr>
+      </w:r>
+    </w:p>
+    <w:p ns1:paraId="0000032F">
       <w:pPr>
         <w:rPr/>
       </w:pPr>
@@ -90,17 +90,17 @@
         <w:t xml:space="preserve"> much… regardless of what her therapist said. It was scary to her that she didn't know the answer. If that piece of verbal manipulation at The Vortex hadn't worked so perfectly…</w:t>
       </w:r>
     </w:p>
-    <w:p ns1:paraId="0000032C">
-      <w:pPr>
-        <w:rPr/>
-      </w:pPr>
-      <w:r>
-        <w:rPr>
-          <w:rtl w:val="0"/>
-        </w:rPr>
-      </w:r>
-    </w:p>
-    <w:p ns1:paraId="0000032D">
+    <w:p ns1:paraId="00000330">
+      <w:pPr>
+        <w:rPr/>
+      </w:pPr>
+      <w:r>
+        <w:rPr>
+          <w:rtl w:val="0"/>
+        </w:rPr>
+      </w:r>
+    </w:p>
+    <w:p ns1:paraId="00000331">
       <w:pPr>
         <w:rPr/>
       </w:pPr>
@@ -111,17 +111,17 @@
         <w:t xml:space="preserve">  She shook off the thought as the metro came to a stop and Cale patted her knee. She sprung up, possibly too ambitiously, her daydreams interrupted by an almost crazier reality.</w:t>
       </w:r>
     </w:p>
-    <w:p ns1:paraId="0000032E">
-      <w:pPr>
-        <w:rPr/>
-      </w:pPr>
-      <w:r>
-        <w:rPr>
-          <w:rtl w:val="0"/>
-        </w:rPr>
-      </w:r>
-    </w:p>
-    <w:p ns1:paraId="0000032F">
+    <w:p ns1:paraId="00000332">
+      <w:pPr>
+        <w:rPr/>
+      </w:pPr>
+      <w:r>
+        <w:rPr>
+          <w:rtl w:val="0"/>
+        </w:rPr>
+      </w:r>
+    </w:p>
+    <w:p ns1:paraId="00000333">
       <w:pPr>
         <w:rPr/>
       </w:pPr>
@@ -132,17 +132,17 @@
         <w:t xml:space="preserve">  There was an air of anticipation as they approached Cale's complex, she at least was most certainly nervous. This new Cale seemed to be rather calm and collected, outside of near death experiences. The contrast in his posture, the way he held those shoulders… it did wild things to her mind.</w:t>
       </w:r>
     </w:p>
-    <w:p ns1:paraId="00000330">
-      <w:pPr>
-        <w:rPr/>
-      </w:pPr>
-      <w:r>
-        <w:rPr>
-          <w:rtl w:val="0"/>
-        </w:rPr>
-      </w:r>
-    </w:p>
-    <w:p ns1:paraId="00000331">
+    <w:p ns1:paraId="00000334">
+      <w:pPr>
+        <w:rPr/>
+      </w:pPr>
+      <w:r>
+        <w:rPr>
+          <w:rtl w:val="0"/>
+        </w:rPr>
+      </w:r>
+    </w:p>
+    <w:p ns1:paraId="00000335">
       <w:pPr>
         <w:rPr/>
       </w:pPr>
@@ -153,17 +153,17 @@
         <w:t xml:space="preserve">  She felt slightly conflicted though, was she in love with the old Cale or the new one? This new one had clearly been through significantly more in life than she could guess at. As much as their relationship was built on their pre-existing interests, there was a lot of re-learning about each other to be had.</w:t>
       </w:r>
     </w:p>
-    <w:p ns1:paraId="00000332">
-      <w:pPr>
-        <w:rPr/>
-      </w:pPr>
-      <w:r>
-        <w:rPr>
-          <w:rtl w:val="0"/>
-        </w:rPr>
-      </w:r>
-    </w:p>
-    <w:p ns1:paraId="00000333">
+    <w:p ns1:paraId="00000336">
+      <w:pPr>
+        <w:rPr/>
+      </w:pPr>
+      <w:r>
+        <w:rPr>
+          <w:rtl w:val="0"/>
+        </w:rPr>
+      </w:r>
+    </w:p>
+    <w:p ns1:paraId="00000337">
       <w:pPr>
         <w:rPr/>
       </w:pPr>
@@ -188,17 +188,17 @@
         <w:t xml:space="preserve"> let this man out of her life again. And she had every intent to stake that claim.</w:t>
       </w:r>
     </w:p>
-    <w:p ns1:paraId="00000334">
-      <w:pPr>
-        <w:rPr/>
-      </w:pPr>
-      <w:r>
-        <w:rPr>
-          <w:rtl w:val="0"/>
-        </w:rPr>
-      </w:r>
-    </w:p>
-    <w:p ns1:paraId="00000335">
+    <w:p ns1:paraId="00000338">
+      <w:pPr>
+        <w:rPr/>
+      </w:pPr>
+      <w:r>
+        <w:rPr>
+          <w:rtl w:val="0"/>
+        </w:rPr>
+      </w:r>
+    </w:p>
+    <w:p ns1:paraId="00000339">
       <w:pPr>
         <w:rPr/>
       </w:pPr>
@@ -209,17 +209,17 @@
         <w:t xml:space="preserve">  He opened the door, and they anxiously waited for the elevator doors to open.</w:t>
       </w:r>
     </w:p>
-    <w:p ns1:paraId="00000336">
-      <w:pPr>
-        <w:rPr/>
-      </w:pPr>
-      <w:r>
-        <w:rPr>
-          <w:rtl w:val="0"/>
-        </w:rPr>
-      </w:r>
-    </w:p>
-    <w:p ns1:paraId="00000337">
+    <w:p ns1:paraId="0000033A">
+      <w:pPr>
+        <w:rPr/>
+      </w:pPr>
+      <w:r>
+        <w:rPr>
+          <w:rtl w:val="0"/>
+        </w:rPr>
+      </w:r>
+    </w:p>
+    <w:p ns1:paraId="0000033B">
       <w:pPr>
         <w:rPr/>
       </w:pPr>
@@ -230,17 +230,17 @@
         <w:t xml:space="preserve">  “How cliche would it-” he started to say.</w:t>
       </w:r>
     </w:p>
-    <w:p ns1:paraId="00000338">
-      <w:pPr>
-        <w:rPr/>
-      </w:pPr>
-      <w:r>
-        <w:rPr>
-          <w:rtl w:val="0"/>
-        </w:rPr>
-      </w:r>
-    </w:p>
-    <w:p ns1:paraId="00000339">
+    <w:p ns1:paraId="0000033C">
+      <w:pPr>
+        <w:rPr/>
+      </w:pPr>
+      <w:r>
+        <w:rPr>
+          <w:rtl w:val="0"/>
+        </w:rPr>
+      </w:r>
+    </w:p>
+    <w:p ns1:paraId="0000033D">
       <w:pPr>
         <w:rPr/>
       </w:pPr>
@@ -251,17 +251,17 @@
         <w:t xml:space="preserve">  “Don't. You'll ruin it.” She said, tapping her foot on the floor. She could see out of the corner of her eyes that he was studying her again, he had done that a lot today. She loved it.</w:t>
       </w:r>
     </w:p>
-    <w:p ns1:paraId="0000033A">
-      <w:pPr>
-        <w:rPr/>
-      </w:pPr>
-      <w:r>
-        <w:rPr>
-          <w:rtl w:val="0"/>
-        </w:rPr>
-      </w:r>
-    </w:p>
-    <w:p ns1:paraId="0000033B">
+    <w:p ns1:paraId="0000033E">
+      <w:pPr>
+        <w:rPr/>
+      </w:pPr>
+      <w:r>
+        <w:rPr>
+          <w:rtl w:val="0"/>
+        </w:rPr>
+      </w:r>
+    </w:p>
+    <w:p ns1:paraId="0000033F">
       <w:pPr>
         <w:rPr/>
       </w:pPr>
@@ -272,17 +272,17 @@
         <w:t xml:space="preserve">  The doors opened and they entered. He pressed one of the buttons. She took note that it was one of the highest floors. Good.</w:t>
       </w:r>
     </w:p>
-    <w:p ns1:paraId="0000033C">
-      <w:pPr>
-        <w:rPr/>
-      </w:pPr>
-      <w:r>
-        <w:rPr>
-          <w:rtl w:val="0"/>
-        </w:rPr>
-      </w:r>
-    </w:p>
-    <w:p ns1:paraId="0000033D">
+    <w:p ns1:paraId="00000340">
+      <w:pPr>
+        <w:rPr/>
+      </w:pPr>
+      <w:r>
+        <w:rPr>
+          <w:rtl w:val="0"/>
+        </w:rPr>
+      </w:r>
+    </w:p>
+    <w:p ns1:paraId="00000341">
       <w:pPr>
         <w:rPr/>
       </w:pPr>
@@ -307,17 +307,17 @@
         <w:t xml:space="preserve"> behind it.</w:t>
       </w:r>
     </w:p>
-    <w:p ns1:paraId="0000033E">
-      <w:pPr>
-        <w:rPr/>
-      </w:pPr>
-      <w:r>
-        <w:rPr>
-          <w:rtl w:val="0"/>
-        </w:rPr>
-      </w:r>
-    </w:p>
-    <w:p ns1:paraId="0000033F">
+    <w:p ns1:paraId="00000342">
+      <w:pPr>
+        <w:rPr/>
+      </w:pPr>
+      <w:r>
+        <w:rPr>
+          <w:rtl w:val="0"/>
+        </w:rPr>
+      </w:r>
+    </w:p>
+    <w:p ns1:paraId="00000343">
       <w:pPr>
         <w:rPr>
           <w:i w:val="1"/>
@@ -339,7 +339,7 @@
         <w:t xml:space="preserve">Shit I lost count, what floor are we on?</w:t>
       </w:r>
     </w:p>
-    <w:p ns1:paraId="00000340">
+    <w:p ns1:paraId="00000344">
       <w:pPr>
         <w:rPr>
           <w:i w:val="1"/>
@@ -352,48 +352,6 @@
         </w:rPr>
       </w:r>
     </w:p>
-    <w:p ns1:paraId="00000341">
-      <w:pPr>
-        <w:rPr/>
-      </w:pPr>
-      <w:r>
-        <w:rPr>
-          <w:rtl w:val="0"/>
-        </w:rPr>
-        <w:t xml:space="preserve">  To her horror the door opened, and a small grey haired lady stood, eyes wide, staring at the two. Aurora promptly pulled back and straightened her skirt, blushing deeply.</w:t>
-      </w:r>
-    </w:p>
-    <w:p ns1:paraId="00000342">
-      <w:pPr>
-        <w:rPr/>
-      </w:pPr>
-      <w:r>
-        <w:rPr>
-          <w:rtl w:val="0"/>
-        </w:rPr>
-      </w:r>
-    </w:p>
-    <w:p ns1:paraId="00000343">
-      <w:pPr>
-        <w:rPr/>
-      </w:pPr>
-      <w:r>
-        <w:rPr>
-          <w:rtl w:val="0"/>
-        </w:rPr>
-        <w:t xml:space="preserve">  “Cale! Is that Aurora?” The lady asked. Aurora’s blush deepened, mixing with confusion.</w:t>
-      </w:r>
-    </w:p>
-    <w:p ns1:paraId="00000344">
-      <w:pPr>
-        <w:rPr/>
-      </w:pPr>
-      <w:r>
-        <w:rPr>
-          <w:rtl w:val="0"/>
-        </w:rPr>
-      </w:r>
-    </w:p>
     <w:p ns1:paraId="00000345">
       <w:pPr>
         <w:rPr/>
@@ -402,7 +360,7 @@
         <w:rPr>
           <w:rtl w:val="0"/>
         </w:rPr>
-        <w:t xml:space="preserve">  “Yes Miss Pearl.” Cale nodded, grabbing Aurora by the hand and dragging her off down the hallway. Aurora stumbled, attempting to look back at the kindly lady.</w:t>
+        <w:t xml:space="preserve">  To her horror the door opened, and a small grey haired lady stood, eyes wide, staring at the two. Astrid promptly pulled back and straightened her skirt, blushing deeply.</w:t>
       </w:r>
     </w:p>
     <w:p ns1:paraId="00000346">
@@ -423,20 +381,62 @@
         <w:rPr>
           <w:rtl w:val="0"/>
         </w:rPr>
+        <w:t xml:space="preserve">  “Cale! Is that Astrid?” The lady asked. Astrid’s blush deepened, mixing with confusion.</w:t>
+      </w:r>
+    </w:p>
+    <w:p ns1:paraId="00000348">
+      <w:pPr>
+        <w:rPr/>
+      </w:pPr>
+      <w:r>
+        <w:rPr>
+          <w:rtl w:val="0"/>
+        </w:rPr>
+      </w:r>
+    </w:p>
+    <w:p ns1:paraId="00000349">
+      <w:pPr>
+        <w:rPr/>
+      </w:pPr>
+      <w:r>
+        <w:rPr>
+          <w:rtl w:val="0"/>
+        </w:rPr>
+        <w:t xml:space="preserve">  “Yes Miss Pearl.” Cale nodded, grabbing Astrid by the hand and dragging her off down the hallway. Astrid stumbled, attempting to look back at the kindly lady.</w:t>
+      </w:r>
+    </w:p>
+    <w:p ns1:paraId="0000034A">
+      <w:pPr>
+        <w:rPr/>
+      </w:pPr>
+      <w:r>
+        <w:rPr>
+          <w:rtl w:val="0"/>
+        </w:rPr>
+      </w:r>
+    </w:p>
+    <w:p ns1:paraId="0000034B">
+      <w:pPr>
+        <w:rPr/>
+      </w:pPr>
+      <w:r>
+        <w:rPr>
+          <w:rtl w:val="0"/>
+        </w:rPr>
         <w:t xml:space="preserve">  “She’s gorgeous, just as you said! Go get her, Cale!” The lady yelled down the hall.</w:t>
       </w:r>
     </w:p>
-    <w:p ns1:paraId="00000348">
-      <w:pPr>
-        <w:rPr/>
-      </w:pPr>
-      <w:r>
-        <w:rPr>
-          <w:rtl w:val="0"/>
-        </w:rPr>
-      </w:r>
-    </w:p>
-    <w:p ns1:paraId="00000349">
+    <w:p ns1:paraId="0000034C">
+      <w:pPr>
+        <w:rPr/>
+      </w:pPr>
+      <w:r>
+        <w:rPr>
+          <w:rtl w:val="0"/>
+        </w:rPr>
+      </w:r>
+    </w:p>
+    <w:p ns1:paraId="0000034D">
       <w:pPr>
         <w:rPr/>
       </w:pPr>
@@ -447,38 +447,38 @@
         <w:t xml:space="preserve">  “Thank you, Miss Pearl.” Cale yelled back.</w:t>
       </w:r>
     </w:p>
-    <w:p ns1:paraId="0000034A">
-      <w:pPr>
-        <w:rPr/>
-      </w:pPr>
-      <w:r>
-        <w:rPr>
-          <w:rtl w:val="0"/>
-        </w:rPr>
-      </w:r>
-    </w:p>
-    <w:p ns1:paraId="0000034B">
-      <w:pPr>
-        <w:rPr/>
-      </w:pPr>
-      <w:r>
-        <w:rPr>
-          <w:rtl w:val="0"/>
-        </w:rPr>
-        <w:t xml:space="preserve">  “Could you… could you explain why a random old lady knows me? And seems to be interested in your sex life?” Aurora blushed harder at admitting the reality that tonight brought. </w:t>
-      </w:r>
-    </w:p>
-    <w:p ns1:paraId="0000034C">
-      <w:pPr>
-        <w:rPr/>
-      </w:pPr>
-      <w:r>
-        <w:rPr>
-          <w:rtl w:val="0"/>
-        </w:rPr>
-      </w:r>
-    </w:p>
-    <w:p ns1:paraId="0000034D">
+    <w:p ns1:paraId="0000034E">
+      <w:pPr>
+        <w:rPr/>
+      </w:pPr>
+      <w:r>
+        <w:rPr>
+          <w:rtl w:val="0"/>
+        </w:rPr>
+      </w:r>
+    </w:p>
+    <w:p ns1:paraId="0000034F">
+      <w:pPr>
+        <w:rPr/>
+      </w:pPr>
+      <w:r>
+        <w:rPr>
+          <w:rtl w:val="0"/>
+        </w:rPr>
+        <w:t xml:space="preserve">  “Could you… could you explain why a random old lady knows me? And seems to be interested in your sex life?” Astrid blushed harder at admitting the reality that tonight brought. </w:t>
+      </w:r>
+    </w:p>
+    <w:p ns1:paraId="00000350">
+      <w:pPr>
+        <w:rPr/>
+      </w:pPr>
+      <w:r>
+        <w:rPr>
+          <w:rtl w:val="0"/>
+        </w:rPr>
+      </w:r>
+    </w:p>
+    <w:p ns1:paraId="00000351">
       <w:pPr>
         <w:rPr/>
       </w:pPr>
@@ -489,38 +489,38 @@
         <w:t xml:space="preserve">  “I have no comment on the latter. But as for the former… well. That's Miss Pearl. Her husband passed away two years ago. I uh… treat her to dinner every now and then. We talk about life. She has good stories.” Cale began fumbling with keys, very much in a hurry to get in.</w:t>
       </w:r>
     </w:p>
-    <w:p ns1:paraId="0000034E">
-      <w:pPr>
-        <w:rPr/>
-      </w:pPr>
-      <w:r>
-        <w:rPr>
-          <w:rtl w:val="0"/>
-        </w:rPr>
-      </w:r>
-    </w:p>
-    <w:p ns1:paraId="0000034F">
-      <w:pPr>
-        <w:rPr/>
-      </w:pPr>
-      <w:r>
-        <w:rPr>
-          <w:rtl w:val="0"/>
-        </w:rPr>
-        <w:t xml:space="preserve">  Aurora looked back again, a door popped open and a middle aged man popped his head out. “Cale got the girl?” Aurora’s mouth fell open.</w:t>
-      </w:r>
-    </w:p>
-    <w:p ns1:paraId="00000350">
-      <w:pPr>
-        <w:rPr/>
-      </w:pPr>
-      <w:r>
-        <w:rPr>
-          <w:rtl w:val="0"/>
-        </w:rPr>
-      </w:r>
-    </w:p>
-    <w:p ns1:paraId="00000351">
+    <w:p ns1:paraId="00000352">
+      <w:pPr>
+        <w:rPr/>
+      </w:pPr>
+      <w:r>
+        <w:rPr>
+          <w:rtl w:val="0"/>
+        </w:rPr>
+      </w:r>
+    </w:p>
+    <w:p ns1:paraId="00000353">
+      <w:pPr>
+        <w:rPr/>
+      </w:pPr>
+      <w:r>
+        <w:rPr>
+          <w:rtl w:val="0"/>
+        </w:rPr>
+        <w:t xml:space="preserve">  Astrid looked back again, a door popped open and a middle aged man popped his head out. “Cale got the girl?” Astrid’s mouth fell open.</w:t>
+      </w:r>
+    </w:p>
+    <w:p ns1:paraId="00000354">
+      <w:pPr>
+        <w:rPr/>
+      </w:pPr>
+      <w:r>
+        <w:rPr>
+          <w:rtl w:val="0"/>
+        </w:rPr>
+      </w:r>
+    </w:p>
+    <w:p ns1:paraId="00000355">
       <w:pPr>
         <w:rPr/>
       </w:pPr>
@@ -531,17 +531,17 @@
         <w:t xml:space="preserve">  “Cale-” She started but he quickly pulled her in and flipped on the lights.</w:t>
       </w:r>
     </w:p>
-    <w:p ns1:paraId="00000352">
-      <w:pPr>
-        <w:rPr/>
-      </w:pPr>
-      <w:r>
-        <w:rPr>
-          <w:rtl w:val="0"/>
-        </w:rPr>
-      </w:r>
-    </w:p>
-    <w:p ns1:paraId="00000353">
+    <w:p ns1:paraId="00000356">
+      <w:pPr>
+        <w:rPr/>
+      </w:pPr>
+      <w:r>
+        <w:rPr>
+          <w:rtl w:val="0"/>
+        </w:rPr>
+      </w:r>
+    </w:p>
+    <w:p ns1:paraId="00000357">
       <w:pPr>
         <w:rPr/>
       </w:pPr>
@@ -552,38 +552,38 @@
         <w:t xml:space="preserve">  “OK so one or two people I've talked to about you. A lot. Some of us don't have a brother to confide in.” Cale said, latching the door closed. </w:t>
       </w:r>
     </w:p>
-    <w:p ns1:paraId="00000354">
-      <w:pPr>
-        <w:rPr/>
-      </w:pPr>
-      <w:r>
-        <w:rPr>
-          <w:rtl w:val="0"/>
-        </w:rPr>
-      </w:r>
-    </w:p>
-    <w:p ns1:paraId="00000355">
-      <w:pPr>
-        <w:rPr/>
-      </w:pPr>
-      <w:r>
-        <w:rPr>
-          <w:rtl w:val="0"/>
-        </w:rPr>
-        <w:t xml:space="preserve">  Aurora was not listening. She stood staring over the hollow room, boxes lined neatly along the sides. Several times tonight she had needed to acknowledge the fact that she very nearly lost Cale for good. But the way this room was so… ready. She had no choice but to confront that because of her own stupid stubbornness she had almost pushed away the most important person in her life for good.</w:t>
-      </w:r>
-    </w:p>
-    <w:p ns1:paraId="00000356">
-      <w:pPr>
-        <w:rPr/>
-      </w:pPr>
-      <w:r>
-        <w:rPr>
-          <w:rtl w:val="0"/>
-        </w:rPr>
-      </w:r>
-    </w:p>
-    <w:p ns1:paraId="00000357">
+    <w:p ns1:paraId="00000358">
+      <w:pPr>
+        <w:rPr/>
+      </w:pPr>
+      <w:r>
+        <w:rPr>
+          <w:rtl w:val="0"/>
+        </w:rPr>
+      </w:r>
+    </w:p>
+    <w:p ns1:paraId="00000359">
+      <w:pPr>
+        <w:rPr/>
+      </w:pPr>
+      <w:r>
+        <w:rPr>
+          <w:rtl w:val="0"/>
+        </w:rPr>
+        <w:t xml:space="preserve">  Astrid was not listening. She stood staring over the hollow room, boxes lined neatly along the sides. Several times tonight she had needed to acknowledge the fact that she very nearly lost Cale for good. But the way this room was so… ready. She had no choice but to confront that because of her own stupid stubbornness she had almost pushed away the most important person in her life for good.</w:t>
+      </w:r>
+    </w:p>
+    <w:p ns1:paraId="0000035A">
+      <w:pPr>
+        <w:rPr/>
+      </w:pPr>
+      <w:r>
+        <w:rPr>
+          <w:rtl w:val="0"/>
+        </w:rPr>
+      </w:r>
+    </w:p>
+    <w:p ns1:paraId="0000035B">
       <w:pPr>
         <w:rPr/>
       </w:pPr>
@@ -594,17 +594,17 @@
         <w:t xml:space="preserve">  Her legs felt wobbly, her throat caught on a breath. She fell to her knees, tears streamed down her cheeks.</w:t>
       </w:r>
     </w:p>
-    <w:p ns1:paraId="00000358">
-      <w:pPr>
-        <w:rPr/>
-      </w:pPr>
-      <w:r>
-        <w:rPr>
-          <w:rtl w:val="0"/>
-        </w:rPr>
-      </w:r>
-    </w:p>
-    <w:p ns1:paraId="00000359">
+    <w:p ns1:paraId="0000035C">
+      <w:pPr>
+        <w:rPr/>
+      </w:pPr>
+      <w:r>
+        <w:rPr>
+          <w:rtl w:val="0"/>
+        </w:rPr>
+      </w:r>
+    </w:p>
+    <w:p ns1:paraId="0000035D">
       <w:pPr>
         <w:rPr/>
       </w:pPr>
@@ -615,17 +615,17 @@
         <w:t xml:space="preserve">  Cale sat down next to her and put an arm around her, he let out a staggered breath. When she finally looked over she could make out tears of his own.</w:t>
       </w:r>
     </w:p>
-    <w:p ns1:paraId="0000035A">
-      <w:pPr>
-        <w:rPr/>
-      </w:pPr>
-      <w:r>
-        <w:rPr>
-          <w:rtl w:val="0"/>
-        </w:rPr>
-      </w:r>
-    </w:p>
-    <w:p ns1:paraId="0000035B">
+    <w:p ns1:paraId="0000035E">
+      <w:pPr>
+        <w:rPr/>
+      </w:pPr>
+      <w:r>
+        <w:rPr>
+          <w:rtl w:val="0"/>
+        </w:rPr>
+      </w:r>
+    </w:p>
+    <w:p ns1:paraId="0000035F">
       <w:pPr>
         <w:rPr/>
       </w:pPr>
@@ -636,17 +636,17 @@
         <w:t xml:space="preserve">  “No crying, idiot.” She said, wiping her own eyes, “You're apparently the strong one now.”</w:t>
       </w:r>
     </w:p>
-    <w:p ns1:paraId="0000035C">
-      <w:pPr>
-        <w:rPr/>
-      </w:pPr>
-      <w:r>
-        <w:rPr>
-          <w:rtl w:val="0"/>
-        </w:rPr>
-      </w:r>
-    </w:p>
-    <w:p ns1:paraId="0000035D">
+    <w:p ns1:paraId="00000360">
+      <w:pPr>
+        <w:rPr/>
+      </w:pPr>
+      <w:r>
+        <w:rPr>
+          <w:rtl w:val="0"/>
+        </w:rPr>
+      </w:r>
+    </w:p>
+    <w:p ns1:paraId="00000361">
       <w:pPr>
         <w:rPr/>
       </w:pPr>
@@ -657,17 +657,17 @@
         <w:t xml:space="preserve">  They both laughed, a broken sound with multiple layers of mixed emotions.</w:t>
       </w:r>
     </w:p>
-    <w:p ns1:paraId="0000035E">
-      <w:pPr>
-        <w:rPr/>
-      </w:pPr>
-      <w:r>
-        <w:rPr>
-          <w:rtl w:val="0"/>
-        </w:rPr>
-      </w:r>
-    </w:p>
-    <w:p ns1:paraId="0000035F">
+    <w:p ns1:paraId="00000362">
+      <w:pPr>
+        <w:rPr/>
+      </w:pPr>
+      <w:r>
+        <w:rPr>
+          <w:rtl w:val="0"/>
+        </w:rPr>
+      </w:r>
+    </w:p>
+    <w:p ns1:paraId="00000363">
       <w:pPr>
         <w:rPr/>
       </w:pPr>
@@ -678,38 +678,38 @@
         <w:t xml:space="preserve">  “No. Not strong. I just learned to build my own armor from someone I care deeply about.” Cale took a deep breath. </w:t>
       </w:r>
     </w:p>
-    <w:p ns1:paraId="00000360">
-      <w:pPr>
-        <w:rPr/>
-      </w:pPr>
-      <w:r>
-        <w:rPr>
-          <w:rtl w:val="0"/>
-        </w:rPr>
-      </w:r>
-    </w:p>
-    <w:p ns1:paraId="00000361">
-      <w:pPr>
-        <w:rPr/>
-      </w:pPr>
-      <w:r>
-        <w:rPr>
-          <w:rtl w:val="0"/>
-        </w:rPr>
-        <w:t xml:space="preserve">  “You just… you set this all up. You took the initiative. I just spent all day being my stubborn old self.” Aurora finally said, her voice clearing up.</w:t>
-      </w:r>
-    </w:p>
-    <w:p ns1:paraId="00000362">
-      <w:pPr>
-        <w:rPr/>
-      </w:pPr>
-      <w:r>
-        <w:rPr>
-          <w:rtl w:val="0"/>
-        </w:rPr>
-      </w:r>
-    </w:p>
-    <w:p ns1:paraId="00000363">
+    <w:p ns1:paraId="00000364">
+      <w:pPr>
+        <w:rPr/>
+      </w:pPr>
+      <w:r>
+        <w:rPr>
+          <w:rtl w:val="0"/>
+        </w:rPr>
+      </w:r>
+    </w:p>
+    <w:p ns1:paraId="00000365">
+      <w:pPr>
+        <w:rPr/>
+      </w:pPr>
+      <w:r>
+        <w:rPr>
+          <w:rtl w:val="0"/>
+        </w:rPr>
+        <w:t xml:space="preserve">  “You just… you set this all up. You took the initiative. I just spent all day being my stubborn old self.” Astrid finally said, her voice clearing up.</w:t>
+      </w:r>
+    </w:p>
+    <w:p ns1:paraId="00000366">
+      <w:pPr>
+        <w:rPr/>
+      </w:pPr>
+      <w:r>
+        <w:rPr>
+          <w:rtl w:val="0"/>
+        </w:rPr>
+      </w:r>
+    </w:p>
+    <w:p ns1:paraId="00000367">
       <w:pPr>
         <w:rPr/>
       </w:pPr>
@@ -734,38 +734,38 @@
         <w:t xml:space="preserve"> how many people it took to convince me to talk to you before I left. I was ready to ditch and hate myself forever for your sake.”</w:t>
       </w:r>
     </w:p>
-    <w:p ns1:paraId="00000364">
-      <w:pPr>
-        <w:rPr/>
-      </w:pPr>
-      <w:r>
-        <w:rPr>
-          <w:rtl w:val="0"/>
-        </w:rPr>
-      </w:r>
-    </w:p>
-    <w:p ns1:paraId="00000365">
-      <w:pPr>
-        <w:rPr/>
-      </w:pPr>
-      <w:r>
-        <w:rPr>
-          <w:rtl w:val="0"/>
-        </w:rPr>
-        <w:t xml:space="preserve">  Aurora cocked her head, “Cale, how many people have you talked to about us?”</w:t>
-      </w:r>
-    </w:p>
-    <w:p ns1:paraId="00000366">
-      <w:pPr>
-        <w:rPr/>
-      </w:pPr>
-      <w:r>
-        <w:rPr>
-          <w:rtl w:val="0"/>
-        </w:rPr>
-      </w:r>
-    </w:p>
-    <w:p ns1:paraId="00000367">
+    <w:p ns1:paraId="00000368">
+      <w:pPr>
+        <w:rPr/>
+      </w:pPr>
+      <w:r>
+        <w:rPr>
+          <w:rtl w:val="0"/>
+        </w:rPr>
+      </w:r>
+    </w:p>
+    <w:p ns1:paraId="00000369">
+      <w:pPr>
+        <w:rPr/>
+      </w:pPr>
+      <w:r>
+        <w:rPr>
+          <w:rtl w:val="0"/>
+        </w:rPr>
+        <w:t xml:space="preserve">  Astrid cocked her head, “Cale, how many people have you talked to about us?”</w:t>
+      </w:r>
+    </w:p>
+    <w:p ns1:paraId="0000036A">
+      <w:pPr>
+        <w:rPr/>
+      </w:pPr>
+      <w:r>
+        <w:rPr>
+          <w:rtl w:val="0"/>
+        </w:rPr>
+      </w:r>
+    </w:p>
+    <w:p ns1:paraId="0000036B">
       <w:pPr>
         <w:rPr/>
       </w:pPr>
@@ -776,38 +776,38 @@
         <w:t xml:space="preserve">  He ignored the question, “Ultimately it was Miss Pearl. She guilt tripped me. Told me to do it in honor of her dead husband. Clever old coot… She even came up with the whole amusement park plan.”</w:t>
       </w:r>
     </w:p>
-    <w:p ns1:paraId="00000368">
-      <w:pPr>
-        <w:rPr/>
-      </w:pPr>
-      <w:r>
-        <w:rPr>
-          <w:rtl w:val="0"/>
-        </w:rPr>
-      </w:r>
-    </w:p>
-    <w:p ns1:paraId="00000369">
-      <w:pPr>
-        <w:rPr/>
-      </w:pPr>
-      <w:r>
-        <w:rPr>
-          <w:rtl w:val="0"/>
-        </w:rPr>
-        <w:t xml:space="preserve">  Aurora found herself laughing, “That old lady? I'll have to thank her somehow, I suppose.”</w:t>
-      </w:r>
-    </w:p>
-    <w:p ns1:paraId="0000036A">
-      <w:pPr>
-        <w:rPr/>
-      </w:pPr>
-      <w:r>
-        <w:rPr>
-          <w:rtl w:val="0"/>
-        </w:rPr>
-      </w:r>
-    </w:p>
-    <w:p ns1:paraId="0000036B">
+    <w:p ns1:paraId="0000036C">
+      <w:pPr>
+        <w:rPr/>
+      </w:pPr>
+      <w:r>
+        <w:rPr>
+          <w:rtl w:val="0"/>
+        </w:rPr>
+      </w:r>
+    </w:p>
+    <w:p ns1:paraId="0000036D">
+      <w:pPr>
+        <w:rPr/>
+      </w:pPr>
+      <w:r>
+        <w:rPr>
+          <w:rtl w:val="0"/>
+        </w:rPr>
+        <w:t xml:space="preserve">  Astrid found herself laughing, “That old lady? I'll have to thank her somehow, I suppose.”</w:t>
+      </w:r>
+    </w:p>
+    <w:p ns1:paraId="0000036E">
+      <w:pPr>
+        <w:rPr/>
+      </w:pPr>
+      <w:r>
+        <w:rPr>
+          <w:rtl w:val="0"/>
+        </w:rPr>
+      </w:r>
+    </w:p>
+    <w:p ns1:paraId="0000036F">
       <w:pPr>
         <w:rPr/>
       </w:pPr>
@@ -818,17 +818,17 @@
         <w:t xml:space="preserve">  “Make her some of your cheese bread. But without the pockets of hot sauce you so lovingly surprised me with that one time. It's one of her favorite stories.” Cale smiled, moving his arm from her back and down to her hand. She leaned against him, a head on his shoulder.</w:t>
       </w:r>
     </w:p>
-    <w:p ns1:paraId="0000036C">
-      <w:pPr>
-        <w:rPr/>
-      </w:pPr>
-      <w:r>
-        <w:rPr>
-          <w:rtl w:val="0"/>
-        </w:rPr>
-      </w:r>
-    </w:p>
-    <w:p ns1:paraId="0000036D">
+    <w:p ns1:paraId="00000370">
+      <w:pPr>
+        <w:rPr/>
+      </w:pPr>
+      <w:r>
+        <w:rPr>
+          <w:rtl w:val="0"/>
+        </w:rPr>
+      </w:r>
+    </w:p>
+    <w:p ns1:paraId="00000371">
       <w:pPr>
         <w:rPr/>
       </w:pPr>
@@ -853,17 +853,17 @@
         <w:t xml:space="preserve"> work, right?” She asked.</w:t>
       </w:r>
     </w:p>
-    <w:p ns1:paraId="0000036E">
-      <w:pPr>
-        <w:rPr/>
-      </w:pPr>
-      <w:r>
-        <w:rPr>
-          <w:rtl w:val="0"/>
-        </w:rPr>
-      </w:r>
-    </w:p>
-    <w:p ns1:paraId="0000036F">
+    <w:p ns1:paraId="00000372">
+      <w:pPr>
+        <w:rPr/>
+      </w:pPr>
+      <w:r>
+        <w:rPr>
+          <w:rtl w:val="0"/>
+        </w:rPr>
+      </w:r>
+    </w:p>
+    <w:p ns1:paraId="00000373">
       <w:pPr>
         <w:rPr/>
       </w:pPr>
@@ -874,17 +874,17 @@
         <w:t xml:space="preserve">  “No clue. But I think we both know we need to try.” He said honestly. “A wise bartender once told me that the best relationships are less focused on the permanence and more about the celebration of connection.”</w:t>
       </w:r>
     </w:p>
-    <w:p ns1:paraId="00000370">
-      <w:pPr>
-        <w:rPr/>
-      </w:pPr>
-      <w:r>
-        <w:rPr>
-          <w:rtl w:val="0"/>
-        </w:rPr>
-      </w:r>
-    </w:p>
-    <w:p ns1:paraId="00000371">
+    <w:p ns1:paraId="00000374">
+      <w:pPr>
+        <w:rPr/>
+      </w:pPr>
+      <w:r>
+        <w:rPr>
+          <w:rtl w:val="0"/>
+        </w:rPr>
+      </w:r>
+    </w:p>
+    <w:p ns1:paraId="00000375">
       <w:pPr>
         <w:rPr/>
       </w:pPr>
@@ -909,17 +909,17 @@
         <w:t xml:space="preserve"> life, but shedding the worst. It didn't matter if this new Cale was different from the one she knew before. That connection was still there.</w:t>
       </w:r>
     </w:p>
-    <w:p ns1:paraId="00000372">
-      <w:pPr>
-        <w:rPr/>
-      </w:pPr>
-      <w:r>
-        <w:rPr>
-          <w:rtl w:val="0"/>
-        </w:rPr>
-      </w:r>
-    </w:p>
-    <w:p ns1:paraId="00000373">
+    <w:p ns1:paraId="00000376">
+      <w:pPr>
+        <w:rPr/>
+      </w:pPr>
+      <w:r>
+        <w:rPr>
+          <w:rtl w:val="0"/>
+        </w:rPr>
+      </w:r>
+    </w:p>
+    <w:p ns1:paraId="00000377">
       <w:pPr>
         <w:rPr/>
       </w:pPr>
@@ -930,17 +930,17 @@
         <w:t xml:space="preserve">  She slowly stood up, pulling him up with her. She led them down the hall, into the bare bedroom. The anticipation and passion from before had passed. They would have time for that later. What she craved now was to just feel him there, with her.</w:t>
       </w:r>
     </w:p>
-    <w:p ns1:paraId="00000374">
-      <w:pPr>
-        <w:rPr/>
-      </w:pPr>
-      <w:r>
-        <w:rPr>
-          <w:rtl w:val="0"/>
-        </w:rPr>
-      </w:r>
-    </w:p>
-    <w:p ns1:paraId="00000375">
+    <w:p ns1:paraId="00000378">
+      <w:pPr>
+        <w:rPr/>
+      </w:pPr>
+      <w:r>
+        <w:rPr>
+          <w:rtl w:val="0"/>
+        </w:rPr>
+      </w:r>
+    </w:p>
+    <w:p ns1:paraId="00000379">
       <w:pPr>
         <w:rPr/>
       </w:pPr>
@@ -951,17 +951,17 @@
         <w:t xml:space="preserve">  So they laid on the bed, curled into each other, fully clothed above the sheets. The room was silent except for their calm breaths. Nothing more was said, they were, for the first time in their life, fully aligned.</w:t>
       </w:r>
     </w:p>
-    <w:p ns1:paraId="00000376">
-      <w:pPr>
-        <w:rPr/>
-      </w:pPr>
-      <w:r>
-        <w:rPr>
-          <w:rtl w:val="0"/>
-        </w:rPr>
-      </w:r>
-    </w:p>
-    <w:p ns1:paraId="00000377">
+    <w:p ns1:paraId="0000037A">
+      <w:pPr>
+        <w:rPr/>
+      </w:pPr>
+      <w:r>
+        <w:rPr>
+          <w:rtl w:val="0"/>
+        </w:rPr>
+      </w:r>
+    </w:p>
+    <w:p ns1:paraId="0000037B">
       <w:pPr>
         <w:rPr/>
       </w:pPr>
@@ -972,82 +972,14 @@
         <w:t xml:space="preserve">  They kissed gently for a while, but it wasn't long until physical and emotional exhaustion took them both into deep and contentful slumber. </w:t>
       </w:r>
     </w:p>
-    <w:p ns1:paraId="00000378">
-      <w:pPr>
-        <w:rPr/>
-      </w:pPr>
-      <w:r>
-        <w:rPr>
-          <w:rtl w:val="0"/>
-        </w:rPr>
-      </w:r>
-    </w:p>
-    <w:p ns1:paraId="00000379">
-      <w:pPr>
-        <w:jc w:val="left"/>
-        <w:rPr/>
-      </w:pPr>
-      <w:r>
-        <w:rPr>
-          <w:rtl w:val="0"/>
-        </w:rPr>
-      </w:r>
-    </w:p>
-    <w:p ns1:paraId="0000037A">
-      <w:pPr>
-        <w:jc w:val="left"/>
-        <w:rPr/>
-      </w:pPr>
-      <w:r>
-        <w:rPr>
-          <w:rtl w:val="0"/>
-        </w:rPr>
-      </w:r>
-    </w:p>
-    <w:p ns1:paraId="0000037B">
-      <w:pPr>
-        <w:jc w:val="left"/>
-        <w:rPr/>
-      </w:pPr>
-      <w:r>
-        <w:rPr>
-          <w:rtl w:val="0"/>
-        </w:rPr>
-      </w:r>
-    </w:p>
     <w:p ns1:paraId="0000037C">
       <w:pPr>
-        <w:jc w:val="left"/>
-        <w:rPr/>
-      </w:pPr>
-      <w:r>
-        <w:rPr>
-          <w:rtl w:val="0"/>
-        </w:rPr>
-        <w:t xml:space="preserve">  </w:t>
-      </w:r>
-    </w:p>
-    <w:p ns1:paraId="0000037D">
-      <w:pPr>
-        <w:jc w:val="left"/>
-        <w:rPr/>
-      </w:pPr>
-      <w:r>
-        <w:rPr>
-          <w:rtl w:val="0"/>
-        </w:rPr>
-      </w:r>
-    </w:p>
-    <w:p ns1:paraId="0000037E">
-      <w:pPr>
-        <w:jc w:val="left"/>
-        <w:rPr/>
-      </w:pPr>
-      <w:r>
-        <w:rPr>
-          <w:rtl w:val="0"/>
-        </w:rPr>
-        <w:t xml:space="preserve">  </w:t>
+        <w:rPr/>
+      </w:pPr>
+      <w:r>
+        <w:rPr>
+          <w:rtl w:val="0"/>
+        </w:rPr>
       </w:r>
     </w:p>
     <w:sectPr>
